--- a/cf/jm/u/files/u073.docx
+++ b/cf/jm/u/files/u073.docx
@@ -20,7 +20,7 @@
     </w:p>
     <w:p>
       <w:r>
-        <w:t>請針對每個題目，把答案填在「回答：」後面（越具體越好）；填好後請放回您的部門資料夾即可，不需回信。</w:t>
+        <w:t>這份問卷是想更了解您的實際作業，好把您的 AI 助理做得更貼近需求。第一部分請把答案填在「回答：」後面（越具體越好）；第二部分只是先讓您了解，之後用的時候再一起調整，不用現在填。填好後放回您的部門資料夾即可，不需回信。</w:t>
       </w:r>
     </w:p>
     <w:p>
@@ -32,8 +32,16 @@
       </w:r>
     </w:p>
     <w:p>
+      <w:pPr>
+        <w:pStyle w:val="Heading2"/>
+      </w:pPr>
       <w:r>
-        <w:t>1. 應申報單位清單有哪些？各單位每期應回報哪些項目（水、電、化學品、廢棄物…）？</w:t>
+        <w:t>一、請您提供或確認的事情</w:t>
+      </w:r>
+    </w:p>
+    <w:p>
+      <w:r>
+        <w:t>1. 你每期要做的是「把各單位回傳的用量統計起來、再申報到網站」對吧？（申報動作還是你自己在網站上按，AI 只幫你整理到申報前）</w:t>
       </w:r>
     </w:p>
     <w:p>
@@ -43,7 +51,7 @@
     </w:p>
     <w:p>
       <w:r>
-        <w:t>2. 申報網站要求的 Excel 格式範本（欄位、排序、單位）是什麼？請提供一份。</w:t>
+        <w:t>2. 各單位是怎麼回傳的？（Excel 或 PDF）先各給一份實際的，讓 AI 知道格式長怎樣</w:t>
       </w:r>
     </w:p>
     <w:p>
@@ -53,7 +61,7 @@
     </w:p>
     <w:p>
       <w:r>
-        <w:t>3. 異常用量的判定門檻為何（較上期變動多少算異常）？</w:t>
+        <w:t>3. 有哪些單位「應該」要回報、要報哪些項目？給它一份完整名單，它才能幫你抓出「誰沒交、少報哪項」</w:t>
       </w:r>
     </w:p>
     <w:p>
@@ -63,7 +71,7 @@
     </w:p>
     <w:p>
       <w:r>
-        <w:t>4. 各單位回傳資料常見格式為何？Excel 與 PDF 各有嗎？需要 Agent 做 PDF 辨識嗎？</w:t>
+        <w:t>4. 申報網站要求的 Excel 格式（欄位、排序）長怎樣？給範本讓它照著排</w:t>
       </w:r>
     </w:p>
     <w:p>
@@ -73,7 +81,7 @@
     </w:p>
     <w:p>
       <w:r>
-        <w:t>5. 各申報項目的單位是否統一？若單位不一致，希望 Agent 標示還是換算？</w:t>
+        <w:t>5. 用量異常（比上期暴增暴減）多少算異常、要提醒？給它一個門檻</w:t>
       </w:r>
     </w:p>
     <w:p>
@@ -83,12 +91,45 @@
     </w:p>
     <w:p>
       <w:r>
-        <w:t>6. 漏報／缺項的呈現方式與後續處理原則是什麼？</w:t>
+        <w:t>6. 整理好誰確認？（AI 出彙整草稿，你覆核漏報和異常、補齊後再自己上網申報）</w:t>
       </w:r>
     </w:p>
     <w:p>
       <w:r>
         <w:t>回答：</w:t>
+      </w:r>
+    </w:p>
+    <w:p>
+      <w:pPr>
+        <w:pStyle w:val="Heading2"/>
+      </w:pPr>
+      <w:r>
+        <w:t>二、要用了之後、跟 AI 一起調整的事情（先了解即可，不用現在填）</w:t>
+      </w:r>
+    </w:p>
+    <w:p>
+      <w:r>
+        <w:t>• 第一次跑完，重點看它有沒有正確抓出「誰沒交、少報哪項」；漏抓就把應報名單補齊給它</w:t>
+      </w:r>
+    </w:p>
+    <w:p>
+      <w:r>
+        <w:t>• 各單位有人交 PDF 時記得用看得懂圖的模型；它讀錯數字就把正確的貼回去更正</w:t>
+      </w:r>
+    </w:p>
+    <w:p>
+      <w:r>
+        <w:t>• 它加總用量的地方你核一遍，錯了告訴它；量大就掛「表格查詢知識庫」讓它更準</w:t>
+      </w:r>
+    </w:p>
+    <w:p>
+      <w:r>
+        <w:t>• 異常門檻覺得太鬆或太嚴，直接改一句「變動超過 X% 才提醒」</w:t>
+      </w:r>
+    </w:p>
+    <w:p>
+      <w:r>
+        <w:t>• 申報網站格式若有調整，把新版範本更新給它，它產的 Excel 就會對齊新格式</w:t>
       </w:r>
     </w:p>
     <w:p/>
@@ -101,8 +142,16 @@
       </w:r>
     </w:p>
     <w:p>
+      <w:pPr>
+        <w:pStyle w:val="Heading2"/>
+      </w:pPr>
       <w:r>
-        <w:t>1. 公司各許可證（空污、水污、廢棄物、毒化物等）的核准項目與限值請提供，作為核對唯一基準。</w:t>
+        <w:t>一、請您提供或確認的事情</w:t>
+      </w:r>
+    </w:p>
+    <w:p>
+      <w:r>
+        <w:t>1. 你要做的是「核對各單位填的數據，有沒有超出許可證准許的範圍」對嗎？（這題只核對、沒有要產出檔案，結果給你判斷用）</w:t>
       </w:r>
     </w:p>
     <w:p>
@@ -112,7 +161,7 @@
     </w:p>
     <w:p>
       <w:r>
-        <w:t>2. 「接近上限」的警示門檻是多少（達限值幾 % 提醒）？</w:t>
+        <w:t>2. 許可證准許的項目和上限（空污、水污、廢棄物…）在哪份文件？把它給 AI 當唯一比對基準——這是最關鍵的</w:t>
       </w:r>
     </w:p>
     <w:p>
@@ -122,7 +171,7 @@
     </w:p>
     <w:p>
       <w:r>
-        <w:t>3. 單位填寫數據常見格式為何？Excel 與 PDF 各有嗎？需要 Agent 做 PDF／截圖辨識嗎？</w:t>
+        <w:t>3. 各單位填的數據怎麼給你？（Excel 或 PDF）先給一份實際的看格式</w:t>
       </w:r>
     </w:p>
     <w:p>
@@ -132,7 +181,7 @@
     </w:p>
     <w:p>
       <w:r>
-        <w:t>4. 填報項目在許可文件查無對應時，希望如何處理（標待釐清、是否需另行申請）？</w:t>
+        <w:t>4. 「接近上限」要在達到幾 % 時就先提醒你？（例如到 90% 就示警）給它一個門檻</w:t>
       </w:r>
     </w:p>
     <w:p>
@@ -142,7 +191,7 @@
     </w:p>
     <w:p>
       <w:r>
-        <w:t>5. 數據單位與許可限值單位是否一致？若不一致，Agent 應標示還是換算？</w:t>
+        <w:t>5. 如果某項數據根本沒有對應的許可項目，你希望怎麼處理？（另行申請、補件、還是先標待釐清）</w:t>
       </w:r>
     </w:p>
     <w:p>
@@ -152,12 +201,45 @@
     </w:p>
     <w:p>
       <w:r>
-        <w:t>6. 核對結果供誰判斷後續處置（補件、改善、通報）？Agent 只出核對草稿，對嗎？</w:t>
+        <w:t>6. 核對完由誰做最終處置？（AI 只標出超標/接近上限，怎麼處理由你決定）</w:t>
       </w:r>
     </w:p>
     <w:p>
       <w:r>
         <w:t>回答：</w:t>
+      </w:r>
+    </w:p>
+    <w:p>
+      <w:pPr>
+        <w:pStyle w:val="Heading2"/>
+      </w:pPr>
+      <w:r>
+        <w:t>二、要用了之後、跟 AI 一起調整的事情（先了解即可，不用現在填）</w:t>
+      </w:r>
+    </w:p>
+    <w:p>
+      <w:r>
+        <w:t>• 第一次跑完，重點看它有沒有正確標出「超範圍」和「接近上限」；判錯就檢查是不是許可文件裡的限值沒給對，補正確的給它</w:t>
+      </w:r>
+    </w:p>
+    <w:p>
+      <w:r>
+        <w:t>• 限值一律以許可文件為準——看到它自己放寬標準或臆斷限值，馬上糾正「限值只能照許可文件，不能自己改」</w:t>
+      </w:r>
+    </w:p>
+    <w:p>
+      <w:r>
+        <w:t>• 有 PDF/截圖時用看得懂圖的模型；讀錯數字就更正它</w:t>
+      </w:r>
+    </w:p>
+    <w:p>
+      <w:r>
+        <w:t>• 「接近上限」門檻覺得不合適，直接改（例如從 90% 改成 85%）</w:t>
+      </w:r>
+    </w:p>
+    <w:p>
+      <w:r>
+        <w:t>• 遇到沒對應許可項目的，確認它有標「待釐清」而不是硬塞；沒標好就提醒它</w:t>
       </w:r>
     </w:p>
     <w:p/>
@@ -170,8 +252,16 @@
       </w:r>
     </w:p>
     <w:p>
+      <w:pPr>
+        <w:pStyle w:val="Heading2"/>
+      </w:pPr>
       <w:r>
-        <w:t>1. 公司現有環安衛法規鑑別清冊（環保、職安、消防、化學品等）能否提供，作為比對基準？</w:t>
+        <w:t>一、請您提供或確認的事情</w:t>
+      </w:r>
+    </w:p>
+    <w:p>
+      <w:r>
+        <w:t>1. 你要做的是「定期更新法規、整理成一張 Excel 統整表」對嗎？（AI 幫你比對哪些是新增/修正/廢止，但這些法規適不適用公司、影響多大，還是你來判斷）</w:t>
       </w:r>
     </w:p>
     <w:p>
@@ -181,7 +271,7 @@
     </w:p>
     <w:p>
       <w:r>
-        <w:t>2. 最新法規清單由誰提供？是否由高級專員先查好法規網站再貼給 Agent（AI 不自行上網斷定生效狀態）？</w:t>
+        <w:t>2. 最新法規清單從哪來？（法規網站）注意：AI 不會自己上網斷定哪版是現行有效，最新法規要由你查好、貼給它</w:t>
       </w:r>
     </w:p>
     <w:p>
@@ -191,7 +281,7 @@
     </w:p>
     <w:p>
       <w:r>
-        <w:t>3. 法規對齊要以法規名稱還是文號為主鍵？兩者不一致時如何處理？</w:t>
+        <w:t>3. 公司現在有的「法規鑑別清冊」在哪？（環保、職安、消防、化學品…）給它當比對基準</w:t>
       </w:r>
     </w:p>
     <w:p>
@@ -201,7 +291,7 @@
     </w:p>
     <w:p>
       <w:r>
-        <w:t>4. 哪些變動需要標「需評估適用性」？適用性與對公司影響由誰判定？</w:t>
+        <w:t>4. 比對出變動後，哪些變動需要進一步評估、由誰判定對公司的影響？講清楚分工</w:t>
       </w:r>
     </w:p>
     <w:p>
@@ -211,7 +301,7 @@
     </w:p>
     <w:p>
       <w:r>
-        <w:t>5. 法規統整表的版型與必填欄位是什麼？</w:t>
+        <w:t>5. 法規統整表要長什麼版型、哪些欄位一定要有？給範本</w:t>
       </w:r>
     </w:p>
     <w:p>
@@ -221,12 +311,45 @@
     </w:p>
     <w:p>
       <w:r>
-        <w:t>6. 法規名稱無法對應清冊時，希望 Agent 如何標示（待釐清／新增待確認）？</w:t>
+        <w:t>6. 整理好由誰確認？（AI 出彙整草稿，你評估適用性後更新清冊）</w:t>
       </w:r>
     </w:p>
     <w:p>
       <w:r>
         <w:t>回答：</w:t>
+      </w:r>
+    </w:p>
+    <w:p>
+      <w:pPr>
+        <w:pStyle w:val="Heading2"/>
+      </w:pPr>
+      <w:r>
+        <w:t>二、要用了之後、跟 AI 一起調整的事情（先了解即可，不用現在填）</w:t>
+      </w:r>
+    </w:p>
+    <w:p>
+      <w:r>
+        <w:t>• 每次要用時，先自己把最新法規查好貼給它——它不會自己上網，也不該自己認定哪條現行有效</w:t>
+      </w:r>
+    </w:p>
+    <w:p>
+      <w:r>
+        <w:t>• 跑完看它有沒有正確標出新增/修正/廢止；對錯了就檢查是不是清冊或版本日期沒給全</w:t>
+      </w:r>
+    </w:p>
+    <w:p>
+      <w:r>
+        <w:t>• 遇到法規名稱跟清冊對不起來的，確認它有標「待釐清」而不是硬對；沒標好就提醒它</w:t>
+      </w:r>
+    </w:p>
+    <w:p>
+      <w:r>
+        <w:t>• 它若想幫你直接判「這條適用、要改作業」，退回去——適用性和影響一律你評估</w:t>
+      </w:r>
+    </w:p>
+    <w:p>
+      <w:r>
+        <w:t>• 用一陣子把公司清冊補得更完整、掛上知識庫，它的比對就會越來越準</w:t>
       </w:r>
     </w:p>
     <w:p/>
